--- a/13-velocity-components/worksheet.docx
+++ b/13-velocity-components/worksheet.docx
@@ -174,33 +174,30 @@
               <w:rPr>
                 <w:sz w:val="20"/>
               </w:rPr>
-              <w:t xml:space="preserve">). Set the launch, press </w:t>
+              <w:t>). Set the launch, press ▶ Launch or set the time probe with ▼ ▲.</w:t>
             </w:r>
             <w:r>
               <w:rPr>
                 <w:b/>
                 <w:sz w:val="20"/>
               </w:rPr>
-              <w:t>▶ Launch</w:t>
             </w:r>
             <w:r>
               <w:rPr>
                 <w:sz w:val="20"/>
               </w:rPr>
-              <w:t xml:space="preserve"> or drag the </w:t>
             </w:r>
             <w:r>
               <w:rPr>
                 <w:b/>
                 <w:sz w:val="20"/>
               </w:rPr>
-              <w:t>time probe</w:t>
             </w:r>
             <w:r>
               <w:rPr>
                 <w:sz w:val="20"/>
               </w:rPr>
-              <w:t xml:space="preserve">. The velocity diagram draws the velocities every 0.2 s from one point. </w:t>
+              <w:t xml:space="preserve"> The velocity diagram draws the velocities every 0.2 s from one point. </w:t>
             </w:r>
             <w:r>
               <w:rPr>

--- a/13-velocity-components/worksheet.docx
+++ b/13-velocity-components/worksheet.docx
@@ -155,7 +155,7 @@
                 <w:b/>
                 <w:sz w:val="20"/>
               </w:rPr>
-              <w:t>biba0112.github.io/physics-sims/13-velocity-components</w:t>
+              <w:t>physics.taneski.com/13-velocity-components</w:t>
             </w:r>
             <w:r>
               <w:rPr>
